--- a/sample-data/US-09/US-09_Summary_for_Manager.docx
+++ b/sample-data/US-09/US-09_Summary_for_Manager.docx
@@ -256,7 +256,7 @@
           </w:tcPr>
           <w:p>
             <w:r>
-              <w:t>Check plant/DC/in-transit stock, ATP, allocation rules, backorder tolerance, and customer fulfillment preferences.</w:t>
+              <w:t>Check plant/DC/in-transit stock, ATP, allocation rules, and apply the customer's Fulfillment Rule profile (preferred/alternate/restricted warehouses, split-shipment, backorder, MOQ, SLA, allocation priority).</w:t>
             </w:r>
           </w:p>
         </w:tc>
@@ -281,7 +281,7 @@
           </w:tcPr>
           <w:p>
             <w:r>
-              <w:t>Approve partial fulfillment proposals, customer communication, backorder decisions, or allocation exceptions.</w:t>
+              <w:t>Approve partial fulfillment proposals, customer communication, backorder decisions, allow split-on-this-occasion, or allocation exceptions.</w:t>
             </w:r>
           </w:p>
         </w:tc>
@@ -306,7 +306,7 @@
           </w:tcPr>
           <w:p>
             <w:r>
-              <w:t>ERP inventory, WMS, ATP engine, allocation rules, customer fulfillment preferences, in-transit inventory feed.</w:t>
+              <w:t>ERP inventory, WMS, ATP engine, allocation rules, customer fulfillment rule profile (customer-master-data.xlsx -&gt; Fulfillment_Rules), in-transit inventory feed.</w:t>
             </w:r>
           </w:p>
         </w:tc>
@@ -331,7 +331,7 @@
           </w:tcPr>
           <w:p>
             <w:r>
-              <w:t>Inventory shortage; Allocation conflict; Backorder approval; Split fulfillment approval</w:t>
+              <w:t>Inventory shortage (no backorder allowed); Inventory shortage with partial-fulfillment proposal (backorder allowed); Split shipment not allowed; Minimum order quantity not met; Allocation conflict</w:t>
             </w:r>
           </w:p>
         </w:tc>
@@ -513,7 +513,7 @@
         <w:rPr>
           <w:sz w:val="20"/>
         </w:rPr>
-        <w:t>An INVENTORY_SHORTAGE proposal shows available, backordered, and ETA (sample: scenario-inventory-shortage.txt).</w:t>
+        <w:t>If the rule allows backorder, an INVENTORY_SHORTAGE proposal shows available, backordered, ETA, and max backorder window. If the rule forbids backorder, the same shortage becomes a hard exception.</w:t>
       </w:r>
     </w:p>
     <w:p>
@@ -559,7 +559,7 @@
         <w:rPr>
           <w:sz w:val="20"/>
         </w:rPr>
-        <w:t>Then the system should apply rules such as preferred warehouse, restricted DC, split-shipment preference, and backorder tolerance</w:t>
+        <w:t>Then the system should apply rules such as preferred warehouse, restricted DC, split-shipment preference, backorder tolerance, and minimum order quantity</w:t>
       </w:r>
     </w:p>
     <w:p>
@@ -585,7 +585,7 @@
         <w:rPr>
           <w:sz w:val="20"/>
         </w:rPr>
-        <w:t>Preferred/restricted warehouses, split-shipment, and backorder tolerance from Fulfillment_Preferences are applied and shown.</w:t>
+        <w:t>The applied Fulfillment Rule profile (Rule ID + Rule name + every field) is displayed at the top of the inventory stage. Preferred / alternate / restricted warehouses are honored. SPLIT_NOT_ALLOWED, MIN_ORDER_QTY_NOT_MET, and backorder-disallowed shortages raise dedicated exceptions.</w:t>
       </w:r>
     </w:p>
     <w:p>
@@ -657,7 +657,7 @@
         <w:rPr>
           <w:sz w:val="20"/>
         </w:rPr>
-        <w:t>Allocation_Rules assign priority by customer tier; constrained allocations surface as exceptions.</w:t>
+        <w:t>Allocation_Rules + Fulfillment Rule's allocation_priority assign priority (GOLD/SILVER/BRONZE).</w:t>
       </w:r>
     </w:p>
     <w:p>
@@ -675,7 +675,7 @@
     </w:p>
     <w:p>
       <w:r>
-        <w:t>The agent compares requested quantity to available-to-promise and DC stock (honoring preferred and restricted warehouses), selecting a source. When the full quantity is unavailable it proposes a partial fulfillment plan with backorder quantity and estimated availability, applying tier-based allocation rules.</w:t>
+        <w:t>The agent resolves the customer's fulfillment rule profile (via the hierarchy in US-02 - Hierarchy_Rules.fulfillment_rule points to a row in customer-master-data.xlsx -&gt; Fulfillment_Rules) and applies it explicitly: enforces minimum order quantity, walks DCs in preferred -&gt; alternate order while SKIPPING restricted DCs, checks whether split shipment is allowed (and re-sources from a single DC if it is not, raising SPLIT_NOT_ALLOWED only when no single DC can fulfill), and decides between a backorder proposal or a hard INVENTORY_SHORTAGE exception based on backorder_allowed. Every applied rule is shown to the CSR in the stage output so the decision is fully auditable.</w:t>
       </w:r>
     </w:p>
     <w:tbl>
@@ -733,7 +733,7 @@
           </w:tcPr>
           <w:p>
             <w:r>
-              <w:t>mock-data/inventory-master-data.xlsx</w:t>
+              <w:t>mock-data/inventory-master-data.xlsx + customer-master-data.xlsx (Fulfillment_Rules)</w:t>
             </w:r>
           </w:p>
         </w:tc>
@@ -917,7 +917,29 @@
           </w:tcPr>
           <w:p>
             <w:r>
-              <w:t>customer_account, customer_tier, preferred_warehouse, restricted_dc, split_shipment, backorder_tolerance_days</w:t>
+              <w:t>customer_account, customer_tier, preferred_warehouse, restricted_dc, split_shipment, backorder_tolerance_days (legacy override)</w:t>
+            </w:r>
+          </w:p>
+        </w:tc>
+      </w:tr>
+      <w:tr>
+        <w:tc>
+          <w:tcPr>
+            <w:tcW w:type="dxa" w:w="4320"/>
+          </w:tcPr>
+          <w:p>
+            <w:r>
+              <w:t>Fulfillment_Rules (in customer-master-data.xlsx)</w:t>
+            </w:r>
+          </w:p>
+        </w:tc>
+        <w:tc>
+          <w:tcPr>
+            <w:tcW w:type="dxa" w:w="4320"/>
+          </w:tcPr>
+          <w:p>
+            <w:r>
+              <w:t>rule_id, rule_name, preferred_warehouse, alternate_warehouses, restricted_warehouses, split_shipment_allowed (Y/N), backorder_allowed (Y/N), max_backorder_days, min_order_qty, delivery_sla_days, allocation_priority, description</w:t>
             </w:r>
           </w:p>
         </w:tc>
@@ -1000,7 +1022,7 @@
           </w:tcPr>
           <w:p>
             <w:r>
-              <w:t>Inventory shortage</w:t>
+              <w:t>Backorder-allowed shortage</w:t>
             </w:r>
           </w:p>
         </w:tc>
@@ -1020,7 +1042,103 @@
           </w:tcPr>
           <w:p>
             <w:r>
-              <w:t>INVENTORY_SHORTAGE + partial fulfillment proposal</w:t>
+              <w:t>INVENTORY_SHORTAGE + partial fulfillment proposal (backorder allowed by RULE-CHI-PRIORITY)</w:t>
+            </w:r>
+          </w:p>
+        </w:tc>
+      </w:tr>
+      <w:tr>
+        <w:tc>
+          <w:tcPr>
+            <w:tcW w:type="dxa" w:w="2880"/>
+          </w:tcPr>
+          <w:p>
+            <w:r>
+              <w:t>Split shipment not allowed</w:t>
+            </w:r>
+          </w:p>
+        </w:tc>
+        <w:tc>
+          <w:tcPr>
+            <w:tcW w:type="dxa" w:w="2880"/>
+          </w:tcPr>
+          <w:p>
+            <w:r>
+              <w:t>scenario-split-not-allowed.txt</w:t>
+            </w:r>
+          </w:p>
+        </w:tc>
+        <w:tc>
+          <w:tcPr>
+            <w:tcW w:type="dxa" w:w="2880"/>
+          </w:tcPr>
+          <w:p>
+            <w:r>
+              <w:t>SPLIT_NOT_ALLOWED - rule RULE-DET-NO-SPLIT forbids splitting; no single DC has enough stock</w:t>
+            </w:r>
+          </w:p>
+        </w:tc>
+      </w:tr>
+      <w:tr>
+        <w:tc>
+          <w:tcPr>
+            <w:tcW w:type="dxa" w:w="2880"/>
+          </w:tcPr>
+          <w:p>
+            <w:r>
+              <w:t>Restricted warehouse honored</w:t>
+            </w:r>
+          </w:p>
+        </w:tc>
+        <w:tc>
+          <w:tcPr>
+            <w:tcW w:type="dxa" w:w="2880"/>
+          </w:tcPr>
+          <w:p>
+            <w:r>
+              <w:t>scenario-restricted-warehouse.txt</w:t>
+            </w:r>
+          </w:p>
+        </w:tc>
+        <w:tc>
+          <w:tcPr>
+            <w:tcW w:type="dxa" w:w="2880"/>
+          </w:tcPr>
+          <w:p>
+            <w:r>
+              <w:t>Clean pass; rule RULE-LA-RESTRICTED excludes DC-LA-05 even though it has stock; sourced from DC-CHI-01 alternate. The applied-rules table proves the restriction was respected.</w:t>
+            </w:r>
+          </w:p>
+        </w:tc>
+      </w:tr>
+      <w:tr>
+        <w:tc>
+          <w:tcPr>
+            <w:tcW w:type="dxa" w:w="2880"/>
+          </w:tcPr>
+          <w:p>
+            <w:r>
+              <w:t>Minimum order quantity not met</w:t>
+            </w:r>
+          </w:p>
+        </w:tc>
+        <w:tc>
+          <w:tcPr>
+            <w:tcW w:type="dxa" w:w="2880"/>
+          </w:tcPr>
+          <w:p>
+            <w:r>
+              <w:t>scenario-min-order-qty.txt</w:t>
+            </w:r>
+          </w:p>
+        </w:tc>
+        <w:tc>
+          <w:tcPr>
+            <w:tcW w:type="dxa" w:w="2880"/>
+          </w:tcPr>
+          <w:p>
+            <w:r>
+              <w:t>MIN_ORDER_QTY_NOT_MET - rule RULE-LARGE-MOQ requires 500-unit minimum; order has only 100</w:t>
             </w:r>
           </w:p>
         </w:tc>
